--- a/reports/Review3_Modeling_and_Comparison.docx
+++ b/reports/Review3_Modeling_and_Comparison.docx
@@ -417,7 +417,7 @@
           <w:color w:val="555555"/>
           <w:sz w:val="18"/>
         </w:rPr>
-        <w:t>Generated 29 September 2026 · Repository: https://github.com/nishaids/airguard-india</w:t>
+        <w:t>Generated 30 September 2026 · Repository: https://github.com/nishaids/airguard-india</w:t>
       </w:r>
     </w:p>
     <w:p>
